--- a/data/revised_2026-10_full/tracked/v2/Maths/SS1.3_Quadratic_Equations/Mathematics_Quadratic_Equations_FinalExplanation_TRACKED.docx
+++ b/data/revised_2026-10_full/tracked/v2/Maths/SS1.3_Quadratic_Equations/Mathematics_Quadratic_Equations_FinalExplanation_TRACKED.docx
@@ -436,7 +436,7 @@
               </w:rPr>
               <w:t xml:space="preserve">Driving question: How can we use quadratic equations to find unknown dimensions and quantities that help our community solve real planning problems, like building the Harambee hall in Githurai? Use your Driving Question Board, your cumulative model poster and your notes from Lessons 1 to 7. Write your answers in the space under each prompt. Show your working clearly, use the units m, m2, KES and s, and check every solution in its context. Round decimals to 2 d.p. in final answers. Write in full sentences where a prompt asks you to explain.</w:t>
             </w:r>
-            <w:ins w:id="9001" w:author="Claude (AI) - proposed" w:date="2026-10-15T12:57:39Z">
+            <w:ins w:id="9001" w:author="Claude (AI) - proposed" w:date="2026-10-18T00:30:49Z">
               <w:r>
                 <w:rPr>
                   <w:rFonts w:ascii="Arial" w:cs="Arial" w:eastAsia="Arial" w:hAnsi="Arial"/>
@@ -1364,7 +1364,7 @@
               </w:rPr>
               <w:t xml:space="preserve">(a) A Kericho tea farmer fences a plot of length (x + 5) m and width (x + 3) m. Expand the area (x + 5)(x + 3) using the distributive law or FOIL, and write the fencing perimeter in simplest form. Which of the two has an x^2 term, and why? (b) Expand (2x - 1)(3x + 4). (c) Factorise the hall expression w^2 + 2w - 120 into two brackets. Explain how you found the two numbers you needed, and show how you can check your answer. (d) Explain how expanding and factorising are connected.</w:t>
             </w:r>
-            <w:ins w:id="9002" w:author="Claude (AI) - proposed" w:date="2026-10-15T12:57:39Z">
+            <w:ins w:id="9002" w:author="Claude (AI) - proposed" w:date="2026-10-18T00:30:49Z">
               <w:r>
                 <w:rPr>
                   <w:rFonts w:ascii="Arial" w:cs="Arial" w:eastAsia="Arial" w:hAnsi="Arial"/>
@@ -2069,7 +2069,7 @@
               <w:spacing w:after="40" w:before="0"/>
               <w:jc w:val="left"/>
             </w:pPr>
-            <w:ins w:id="9003" w:author="Claude (AI) - proposed" w:date="2026-10-15T12:57:39Z">
+            <w:ins w:id="9003" w:author="Claude (AI) - proposed" w:date="2026-10-18T00:30:49Z">
               <w:r>
                 <w:rPr>
                   <w:rFonts w:ascii="Arial" w:cs="Arial" w:eastAsia="Arial" w:hAnsi="Arial"/>
@@ -2117,7 +2117,7 @@
               <w:spacing w:after="40" w:before="0"/>
               <w:jc w:val="left"/>
             </w:pPr>
-            <w:ins w:id="9004" w:author="Claude (AI) - proposed" w:date="2026-10-15T12:57:39Z">
+            <w:ins w:id="9004" w:author="Claude (AI) - proposed" w:date="2026-10-18T00:30:49Z">
               <w:r>
                 <w:rPr>
                   <w:rFonts w:ascii="Arial" w:cs="Arial" w:eastAsia="Arial" w:hAnsi="Arial"/>
@@ -2165,7 +2165,7 @@
               <w:spacing w:after="40" w:before="0"/>
               <w:jc w:val="left"/>
             </w:pPr>
-            <w:ins w:id="9005" w:author="Claude (AI) - proposed" w:date="2026-10-15T12:57:39Z">
+            <w:ins w:id="9005" w:author="Claude (AI) - proposed" w:date="2026-10-18T00:30:49Z">
               <w:r>
                 <w:rPr>
                   <w:rFonts w:ascii="Arial" w:cs="Arial" w:eastAsia="Arial" w:hAnsi="Arial"/>
@@ -2228,7 +2228,7 @@
               </w:rPr>
               <w:t xml:space="preserve">Expanding</w:t>
             </w:r>
-            <w:del w:id="9006" w:author="Claude (AI) - proposed" w:date="2026-10-15T12:57:39Z">
+            <w:del w:id="9006" w:author="Claude (AI) - proposed" w:date="2026-10-18T00:30:49Z">
               <w:r>
                 <w:rPr>
                   <w:rFonts w:ascii="Arial" w:cs="Arial" w:eastAsia="Arial" w:hAnsi="Arial"/>
@@ -2243,7 +2243,7 @@
                 <w:delText xml:space="preserve"> and factorising</w:delText>
               </w:r>
             </w:del>
-            <w:ins w:id="9007" w:author="Claude (AI) - proposed" w:date="2026-10-15T12:57:39Z">
+            <w:ins w:id="9007" w:author="Claude (AI) - proposed" w:date="2026-10-18T00:30:49Z">
               <w:r>
                 <w:rPr>
                   <w:rFonts w:ascii="Arial" w:cs="Arial" w:eastAsia="Arial" w:hAnsi="Arial"/>
@@ -2291,7 +2291,7 @@
               <w:spacing w:after="40" w:before="0"/>
               <w:jc w:val="left"/>
             </w:pPr>
-            <w:ins w:id="9008" w:author="Claude (AI) - proposed" w:date="2026-10-15T12:57:39Z">
+            <w:ins w:id="9008" w:author="Claude (AI) - proposed" w:date="2026-10-18T00:30:49Z">
               <w:r>
                 <w:rPr>
                   <w:rFonts w:ascii="Arial" w:cs="Arial" w:eastAsia="Arial" w:hAnsi="Arial"/>
@@ -2319,7 +2319,7 @@
               </w:rPr>
               <w:t xml:space="preserve">Expands (x + 5)(x + 3) and (2x - 1)(3x + 4) correctly, factorises w^2 + 2w - 120 as (w + 12)(w - 10), </w:t>
             </w:r>
-            <w:del w:id="9009" w:author="Claude (AI) - proposed" w:date="2026-10-15T12:57:39Z">
+            <w:del w:id="9009" w:author="Claude (AI) - proposed" w:date="2026-10-18T00:30:49Z">
               <w:r>
                 <w:rPr>
                   <w:rFonts w:ascii="Arial" w:cs="Arial" w:eastAsia="Arial" w:hAnsi="Arial"/>
@@ -2347,7 +2347,7 @@
               </w:rPr>
               <w:t xml:space="preserve">checks by expanding</w:t>
             </w:r>
-            <w:ins w:id="9010" w:author="Claude (AI) - proposed" w:date="2026-10-15T12:57:39Z">
+            <w:ins w:id="9010" w:author="Claude (AI) - proposed" w:date="2026-10-18T00:30:49Z">
               <w:r>
                 <w:rPr>
                   <w:rFonts w:ascii="Arial" w:cs="Arial" w:eastAsia="Arial" w:hAnsi="Arial"/>
@@ -2395,7 +2395,7 @@
               <w:spacing w:after="40" w:before="0"/>
               <w:jc w:val="left"/>
             </w:pPr>
-            <w:ins w:id="9011" w:author="Claude (AI) - proposed" w:date="2026-10-15T12:57:39Z">
+            <w:ins w:id="9011" w:author="Claude (AI) - proposed" w:date="2026-10-18T00:30:49Z">
               <w:r>
                 <w:rPr>
                   <w:rFonts w:ascii="Arial" w:cs="Arial" w:eastAsia="Arial" w:hAnsi="Arial"/>
@@ -2423,7 +2423,7 @@
               </w:rPr>
               <w:t xml:space="preserve">Expands and factorises mostly correctly, with a minor sign or collecting-terms error or no check</w:t>
             </w:r>
-            <w:ins w:id="9012" w:author="Claude (AI) - proposed" w:date="2026-10-15T12:57:39Z">
+            <w:ins w:id="9012" w:author="Claude (AI) - proposed" w:date="2026-10-18T00:30:49Z">
               <w:r>
                 <w:rPr>
                   <w:rFonts w:ascii="Arial" w:cs="Arial" w:eastAsia="Arial" w:hAnsi="Arial"/>
@@ -2471,7 +2471,7 @@
               <w:spacing w:after="40" w:before="0"/>
               <w:jc w:val="left"/>
             </w:pPr>
-            <w:ins w:id="9013" w:author="Claude (AI) - proposed" w:date="2026-10-15T12:57:39Z">
+            <w:ins w:id="9013" w:author="Claude (AI) - proposed" w:date="2026-10-18T00:30:49Z">
               <w:r>
                 <w:rPr>
                   <w:rFonts w:ascii="Arial" w:cs="Arial" w:eastAsia="Arial" w:hAnsi="Arial"/>
@@ -2499,7 +2499,7 @@
               </w:rPr>
               <w:t xml:space="preserve">Several errors in expanding or factorising, </w:t>
             </w:r>
-            <w:del w:id="9014" w:author="Claude (AI) - proposed" w:date="2026-10-15T12:57:39Z">
+            <w:del w:id="9014" w:author="Claude (AI) - proposed" w:date="2026-10-18T00:30:49Z">
               <w:r>
                 <w:rPr>
                   <w:rFonts w:ascii="Arial" w:cs="Arial" w:eastAsia="Arial" w:hAnsi="Arial"/>
@@ -2527,7 +2527,7 @@
               </w:rPr>
               <w:t xml:space="preserve">no connection made between the two</w:t>
             </w:r>
-            <w:ins w:id="9015" w:author="Claude (AI) - proposed" w:date="2026-10-15T12:57:39Z">
+            <w:ins w:id="9015" w:author="Claude (AI) - proposed" w:date="2026-10-18T00:30:49Z">
               <w:r>
                 <w:rPr>
                   <w:rFonts w:ascii="Arial" w:cs="Arial" w:eastAsia="Arial" w:hAnsi="Arial"/>
@@ -2610,7 +2610,7 @@
               <w:spacing w:after="40" w:before="0"/>
               <w:jc w:val="left"/>
             </w:pPr>
-            <w:ins w:id="9016" w:author="Claude (AI) - proposed" w:date="2026-10-15T12:57:39Z">
+            <w:ins w:id="9016" w:author="Claude (AI) - proposed" w:date="2026-10-18T00:30:49Z">
               <w:r>
                 <w:rPr>
                   <w:rFonts w:ascii="Arial" w:cs="Arial" w:eastAsia="Arial" w:hAnsi="Arial"/>
@@ -2658,7 +2658,7 @@
               <w:spacing w:after="40" w:before="0"/>
               <w:jc w:val="left"/>
             </w:pPr>
-            <w:ins w:id="9017" w:author="Claude (AI) - proposed" w:date="2026-10-15T12:57:39Z">
+            <w:ins w:id="9017" w:author="Claude (AI) - proposed" w:date="2026-10-18T00:30:49Z">
               <w:r>
                 <w:rPr>
                   <w:rFonts w:ascii="Arial" w:cs="Arial" w:eastAsia="Arial" w:hAnsi="Arial"/>
@@ -2706,7 +2706,7 @@
               <w:spacing w:after="40" w:before="0"/>
               <w:jc w:val="left"/>
             </w:pPr>
-            <w:ins w:id="9018" w:author="Claude (AI) - proposed" w:date="2026-10-15T12:57:39Z">
+            <w:ins w:id="9018" w:author="Claude (AI) - proposed" w:date="2026-10-18T00:30:49Z">
               <w:r>
                 <w:rPr>
                   <w:rFonts w:ascii="Arial" w:cs="Arial" w:eastAsia="Arial" w:hAnsi="Arial"/>
@@ -2789,7 +2789,7 @@
               <w:spacing w:after="40" w:before="0"/>
               <w:jc w:val="left"/>
             </w:pPr>
-            <w:ins w:id="9019" w:author="Claude (AI) - proposed" w:date="2026-10-15T12:57:39Z">
+            <w:ins w:id="9019" w:author="Claude (AI) - proposed" w:date="2026-10-18T00:30:49Z">
               <w:r>
                 <w:rPr>
                   <w:rFonts w:ascii="Arial" w:cs="Arial" w:eastAsia="Arial" w:hAnsi="Arial"/>
@@ -2817,7 +2817,7 @@
               </w:rPr>
               <w:t xml:space="preserve">Rejects w = -12 with a clear reason, states width 10 m and length 12 m with a check of 120 m2, explains D &gt; 0, D = 0 and D &lt; 0 correctly, and justifies the mandazi price choice</w:t>
             </w:r>
-            <w:ins w:id="9020" w:author="Claude (AI) - proposed" w:date="2026-10-15T12:57:39Z">
+            <w:ins w:id="9020" w:author="Claude (AI) - proposed" w:date="2026-10-18T00:30:49Z">
               <w:r>
                 <w:rPr>
                   <w:rFonts w:ascii="Arial" w:cs="Arial" w:eastAsia="Arial" w:hAnsi="Arial"/>
@@ -2865,7 +2865,7 @@
               <w:spacing w:after="40" w:before="0"/>
               <w:jc w:val="left"/>
             </w:pPr>
-            <w:ins w:id="9021" w:author="Claude (AI) - proposed" w:date="2026-10-15T12:57:39Z">
+            <w:ins w:id="9021" w:author="Claude (AI) - proposed" w:date="2026-10-18T00:30:49Z">
               <w:r>
                 <w:rPr>
                   <w:rFonts w:ascii="Arial" w:cs="Arial" w:eastAsia="Arial" w:hAnsi="Arial"/>
@@ -2913,7 +2913,7 @@
               <w:spacing w:after="40" w:before="0"/>
               <w:jc w:val="left"/>
             </w:pPr>
-            <w:ins w:id="9022" w:author="Claude (AI) - proposed" w:date="2026-10-15T12:57:39Z">
+            <w:ins w:id="9022" w:author="Claude (AI) - proposed" w:date="2026-10-18T00:30:49Z">
               <w:r>
                 <w:rPr>
                   <w:rFonts w:ascii="Arial" w:cs="Arial" w:eastAsia="Arial" w:hAnsi="Arial"/>
@@ -2996,7 +2996,7 @@
               <w:spacing w:after="40" w:before="0"/>
               <w:jc w:val="left"/>
             </w:pPr>
-            <w:ins w:id="9023" w:author="Claude (AI) - proposed" w:date="2026-10-15T12:57:39Z">
+            <w:ins w:id="9023" w:author="Claude (AI) - proposed" w:date="2026-10-18T00:30:49Z">
               <w:r>
                 <w:rPr>
                   <w:rFonts w:ascii="Arial" w:cs="Arial" w:eastAsia="Arial" w:hAnsi="Arial"/>
@@ -3044,7 +3044,7 @@
               <w:spacing w:after="40" w:before="0"/>
               <w:jc w:val="left"/>
             </w:pPr>
-            <w:ins w:id="9024" w:author="Claude (AI) - proposed" w:date="2026-10-15T12:57:39Z">
+            <w:ins w:id="9024" w:author="Claude (AI) - proposed" w:date="2026-10-18T00:30:49Z">
               <w:r>
                 <w:rPr>
                   <w:rFonts w:ascii="Arial" w:cs="Arial" w:eastAsia="Arial" w:hAnsi="Arial"/>
@@ -3092,7 +3092,7 @@
               <w:spacing w:after="40" w:before="0"/>
               <w:jc w:val="left"/>
             </w:pPr>
-            <w:ins w:id="9025" w:author="Claude (AI) - proposed" w:date="2026-10-15T12:57:39Z">
+            <w:ins w:id="9025" w:author="Claude (AI) - proposed" w:date="2026-10-18T00:30:49Z">
               <w:r>
                 <w:rPr>
                   <w:rFonts w:ascii="Arial" w:cs="Arial" w:eastAsia="Arial" w:hAnsi="Arial"/>
@@ -3242,7 +3242,7 @@
         </w:rPr>
         <w:t xml:space="preserve">© 2026 SeaVuria and ARES. This work is licensed under a </w:t>
       </w:r>
-      <w:hyperlink w:history="1" r:id="rId6kpb54juuhe7mc0mduui4">
+      <w:hyperlink w:history="1" r:id="rIdv9nrosidtqj1p4q2hbmal">
         <w:r>
           <w:rPr>
             <w:rFonts w:ascii="Arial" w:cs="Arial" w:eastAsia="Arial" w:hAnsi="Arial"/>
@@ -3262,7 +3262,7 @@
         </w:rPr>
         <w:t xml:space="preserve"> (</w:t>
       </w:r>
-      <w:hyperlink w:history="1" r:id="rIdb06hlfre38p0cb76rk87m">
+      <w:hyperlink w:history="1" r:id="rIdiyh9xxfgjghtxqqzsfgwc">
         <w:r>
           <w:rPr>
             <w:rFonts w:ascii="Arial" w:cs="Arial" w:eastAsia="Arial" w:hAnsi="Arial"/>
@@ -3282,7 +3282,7 @@
         </w:rPr>
         <w:t xml:space="preserve">). To view a copy of this license, visit </w:t>
       </w:r>
-      <w:hyperlink w:history="1" r:id="rIdud-jl41d8zwp6druvq93j">
+      <w:hyperlink w:history="1" r:id="rIdp_twg3eql2szo0-axfcyf">
         <w:r>
           <w:rPr>
             <w:rFonts w:ascii="Arial" w:cs="Arial" w:eastAsia="Arial" w:hAnsi="Arial"/>
